--- a/published/ai-ms/02_body_science/04_cognition/study-guides/04_cognition-practice_quiz.docx
+++ b/published/ai-ms/02_body_science/04_cognition/study-guides/04_cognition-practice_quiz.docx
@@ -4,7 +4,12 @@
   <w:body>
     <w:p>
       <w:r>
-        <w:t>Practice Quiz: Cognition</w:t>
+        <w:t>Practice Quiz: Body Science — Module 04: Cognition</w:t>
+      </w:r>
+    </w:p>
+    <w:p>
+      <w:r>
+        <w:t>Name : _ _ _  Date : _ _ _</w:t>
       </w:r>
     </w:p>
     <w:p>
@@ -14,98 +19,99 @@
     </w:p>
     <w:p>
       <w:r>
-        <w:t>What is the primary role of Cognition in Active Inference?</w:t>
+        <w:t>Your brain is often described as a "prediction machine." This means:   A) It can see the future</w:t>
         <w:br/>
-        <w:t>A) To maximize reward</w:t>
+        <w:t>B) It constantly builds and updates mental models to anticipate what will happen next in your body and environment</w:t>
         <w:br/>
-        <w:t>B) To minimize variational free energy</w:t>
+        <w:t>C) It only predicts when you're taking a test</w:t>
         <w:br/>
-        <w:t>C) To increase entropy</w:t>
-        <w:br/>
-        <w:t>D) To eliminate the Markov Blanket</w:t>
+        <w:t>D) Predictions and thinking are unrelated</w:t>
       </w:r>
     </w:p>
     <w:p>
       <w:r>
-        <w:t>In Ms, Cognition is best described as:</w:t>
+        <w:t>When your body "knows" to release digestive enzymes before food reaches your stomach (just from the smell of food), this is an example of:   A) A mistake</w:t>
         <w:br/>
-        <w:t>A) A static property</w:t>
+        <w:t>B) Your body's cognitive system making a prediction based on past experience and acting ahead of time</w:t>
         <w:br/>
-        <w:t>B) A dynamic process</w:t>
+        <w:t>C) Digestion having nothing to do with the brain</w:t>
         <w:br/>
-        <w:t>C) An external state</w:t>
-        <w:br/>
-        <w:t>D) A random variable</w:t>
+        <w:t>D) A random chemical reaction</w:t>
       </w:r>
     </w:p>
     <w:p>
       <w:r>
-        <w:t>Which mathematical quantity is most central to Cognition?</w:t>
+        <w:t>Your brain uses about 20% of your body's energy. Most of that energy goes to:   A) Moving your muscles</w:t>
         <w:br/>
-        <w:t>A) The Lagrangian</w:t>
+        <w:t>B) Running predictions and mental models that manage your body and make sense of the world</w:t>
         <w:br/>
-        <w:t>B) The expected free energy</w:t>
+        <w:t>C) Growing hair</w:t>
         <w:br/>
-        <w:t>C) The surprisal</w:t>
-        <w:br/>
-        <w:t>D) The precision</w:t>
+        <w:t>D) Storing fat</w:t>
       </w:r>
     </w:p>
     <w:p>
       <w:r>
-        <w:t>How does Cognition relate to the concept of the Generative Model?</w:t>
+        <w:t>The placebo effect (feeling better after taking a sugar pill you think is medicine) shows that:   A) Medicine doesn't work</w:t>
         <w:br/>
-        <w:t>A) It is separate from the model</w:t>
+        <w:t>B) Your brain's beliefs and predictions can change how your body actually feels and heals</w:t>
         <w:br/>
-        <w:t>B) It is a component of the model</w:t>
+        <w:t>C) Sugar pills are real medicine</w:t>
         <w:br/>
-        <w:t>C) It destroys the model</w:t>
-        <w:br/>
-        <w:t>D) It is only relevant for the environment</w:t>
+        <w:t>D) The placebo effect isn't real</w:t>
       </w:r>
     </w:p>
     <w:p>
       <w:r>
-        <w:t>A failure in Cognition would likely result in:</w:t>
+        <w:t>Your brain has to decide which body signals to pay attention to and which to ignore. This process is called:   A) Sleeping</w:t>
         <w:br/>
-        <w:t>A) Perfect prediction</w:t>
+        <w:t>B) Attention — your brain's way of prioritizing the most relevant predictions</w:t>
         <w:br/>
-        <w:t>B) Generalized surprise</w:t>
+        <w:t>C) Shutting down</w:t>
         <w:br/>
-        <w:t>C) Immediate death of the agent</w:t>
-        <w:br/>
-        <w:t>D) Zero entropy</w:t>
+        <w:t>D) Random selection</w:t>
       </w:r>
     </w:p>
     <w:p>
       <w:r>
-        <w:t>Which scale is most relevant for analyzing Cognition in this course?</w:t>
+        <w:t>When you learn that a dark alley is actually a safe, well-lit path, your fear decreases. This is because:   A) The alley physically changed</w:t>
         <w:br/>
-        <w:t>A) Quantum</w:t>
+        <w:t>B) Your brain updated its mental model of the situation, which changed its prediction from "danger" to "safe"</w:t>
         <w:br/>
-        <w:t>B) Neural</w:t>
+        <w:t>C) Fear is not related to thinking</w:t>
         <w:br/>
-        <w:t>C) Social</w:t>
-        <w:br/>
-        <w:t>D) All of the above</w:t>
+        <w:t>D) Nothing in your brain changed</w:t>
       </w:r>
     </w:p>
     <w:p>
       <w:r>
-        <w:t>Cognition connects directly to which other component?</w:t>
+        <w:t>Phantom limb pain (where people feel pain in a limb that has been amputated) demonstrates that:   A) Pain only comes from the body</w:t>
         <w:br/>
-        <w:t>A) The step before it</w:t>
+        <w:t>B) Your brain maintains a model of your body, and it can generate sensations based on that model even when the body part is gone</w:t>
         <w:br/>
-        <w:t>B) The step after it</w:t>
+        <w:t>C) Amputated limbs grow back</w:t>
         <w:br/>
-        <w:t>C) Both A and B</w:t>
-        <w:br/>
-        <w:t>D) None of the above</w:t>
+        <w:t>D) The brain has no model of the body</w:t>
       </w:r>
     </w:p>
     <w:p>
       <w:r>
         <w:t>Part B: Short Answer</w:t>
+      </w:r>
+    </w:p>
+    <w:p>
+      <w:r>
+        <w:t>Explain the placebo effect using Active Inference ideas. How do your brain's predictions about a treatment actually change what happens in your body? Why does this show that cognition is not separate from your physical health?</w:t>
+      </w:r>
+    </w:p>
+    <w:p>
+      <w:r>
+        <w:t>Your brain makes predictions about your body that you're not aware of (like predicting your blood oxygen level). Describe two examples of unconscious cognitive predictions your body makes. What happens when those predictions are wrong?</w:t>
+      </w:r>
+    </w:p>
+    <w:p>
+      <w:r>
+        <w:t>Compare the way your brain handles a familiar situation (like walking to school) with an unfamiliar situation (like visiting a hospital for the first time). How does your brain's cognitive processing differ? Which situation uses more energy, and why?</w:t>
       </w:r>
     </w:p>
     <w:sectPr>
